--- a/web-developer-document.docx
+++ b/web-developer-document.docx
@@ -87,8 +87,1172 @@
           <w:numId w:val="1"/>
         </w:numPr>
       </w:pPr>
-    </w:p>
-    <w:p/>
+      <w:r>
+        <w:t>date-</w:t>
+      </w:r>
+      <w:proofErr w:type="spellStart"/>
+      <w:r>
+        <w:t>fns</w:t>
+      </w:r>
+      <w:proofErr w:type="spellEnd"/>
+    </w:p>
+    <w:p>
+      <w:pPr>
+        <w:pStyle w:val="ListParagraph"/>
+        <w:numPr>
+          <w:ilvl w:val="0"/>
+          <w:numId w:val="1"/>
+        </w:numPr>
+      </w:pPr>
+      <w:r>
+        <w:t>react-hook-form</w:t>
+      </w:r>
+    </w:p>
+    <w:p>
+      <w:pPr>
+        <w:pStyle w:val="ListParagraph"/>
+        <w:numPr>
+          <w:ilvl w:val="0"/>
+          <w:numId w:val="1"/>
+        </w:numPr>
+      </w:pPr>
+      <w:r>
+        <w:t>hero-</w:t>
+      </w:r>
+      <w:proofErr w:type="spellStart"/>
+      <w:r>
+        <w:t>ui</w:t>
+      </w:r>
+      <w:proofErr w:type="spellEnd"/>
+    </w:p>
+    <w:p/>
+    <w:p>
+      <w:pPr>
+        <w:pStyle w:val="ListParagraph"/>
+        <w:numPr>
+          <w:ilvl w:val="0"/>
+          <w:numId w:val="3"/>
+        </w:numPr>
+      </w:pPr>
+      <w:r>
+        <w:t xml:space="preserve">Interview Question : </w:t>
+      </w:r>
+    </w:p>
+    <w:p>
+      <w:pPr>
+        <w:numPr>
+          <w:ilvl w:val="0"/>
+          <w:numId w:val="2"/>
+        </w:numPr>
+        <w:spacing w:after="0" w:line="240" w:lineRule="auto"/>
+        <w:textAlignment w:val="baseline"/>
+        <w:rPr>
+          <w:rFonts w:ascii="inherit" w:eastAsia="Times New Roman" w:hAnsi="inherit" w:cs="Noto Sans"/>
+          <w:sz w:val="24"/>
+          <w:szCs w:val="24"/>
+          <w:lang w:bidi="bn-BD"/>
+        </w:rPr>
+      </w:pPr>
+      <w:r>
+        <w:rPr>
+          <w:rFonts w:ascii="inherit" w:eastAsia="Times New Roman" w:hAnsi="inherit" w:cs="Noto Sans"/>
+          <w:sz w:val="24"/>
+          <w:szCs w:val="24"/>
+          <w:bdr w:val="none" w:sz="0" w:space="0" w:color="auto" w:frame="1"/>
+          <w:lang w:bidi="bn-BD"/>
+        </w:rPr>
+        <w:t>What is the difference between var, let, and const?</w:t>
+      </w:r>
+    </w:p>
+    <w:p>
+      <w:pPr>
+        <w:numPr>
+          <w:ilvl w:val="0"/>
+          <w:numId w:val="2"/>
+        </w:numPr>
+        <w:spacing w:after="0" w:line="240" w:lineRule="auto"/>
+        <w:textAlignment w:val="baseline"/>
+        <w:rPr>
+          <w:rFonts w:ascii="inherit" w:eastAsia="Times New Roman" w:hAnsi="inherit" w:cs="Noto Sans"/>
+          <w:sz w:val="24"/>
+          <w:szCs w:val="24"/>
+          <w:lang w:bidi="bn-BD"/>
+        </w:rPr>
+      </w:pPr>
+      <w:r>
+        <w:rPr>
+          <w:rFonts w:ascii="inherit" w:eastAsia="Times New Roman" w:hAnsi="inherit" w:cs="Noto Sans"/>
+          <w:sz w:val="24"/>
+          <w:szCs w:val="24"/>
+          <w:bdr w:val="none" w:sz="0" w:space="0" w:color="auto" w:frame="1"/>
+          <w:lang w:bidi="bn-BD"/>
+        </w:rPr>
+        <w:t>What is hoisting?</w:t>
+      </w:r>
+    </w:p>
+    <w:p>
+      <w:pPr>
+        <w:numPr>
+          <w:ilvl w:val="0"/>
+          <w:numId w:val="2"/>
+        </w:numPr>
+        <w:spacing w:after="0" w:line="240" w:lineRule="auto"/>
+        <w:textAlignment w:val="baseline"/>
+        <w:rPr>
+          <w:rFonts w:ascii="inherit" w:eastAsia="Times New Roman" w:hAnsi="inherit" w:cs="Noto Sans"/>
+          <w:sz w:val="24"/>
+          <w:szCs w:val="24"/>
+          <w:lang w:bidi="bn-BD"/>
+        </w:rPr>
+      </w:pPr>
+      <w:r>
+        <w:rPr>
+          <w:rFonts w:ascii="inherit" w:eastAsia="Times New Roman" w:hAnsi="inherit" w:cs="Noto Sans"/>
+          <w:sz w:val="24"/>
+          <w:szCs w:val="24"/>
+          <w:bdr w:val="none" w:sz="0" w:space="0" w:color="auto" w:frame="1"/>
+          <w:lang w:bidi="bn-BD"/>
+        </w:rPr>
+        <w:t>What is the difference between an arrow function and a normal function?</w:t>
+      </w:r>
+    </w:p>
+    <w:p>
+      <w:pPr>
+        <w:numPr>
+          <w:ilvl w:val="0"/>
+          <w:numId w:val="2"/>
+        </w:numPr>
+        <w:spacing w:after="0" w:line="240" w:lineRule="auto"/>
+        <w:textAlignment w:val="baseline"/>
+        <w:rPr>
+          <w:rFonts w:ascii="inherit" w:eastAsia="Times New Roman" w:hAnsi="inherit" w:cs="Noto Sans"/>
+          <w:sz w:val="24"/>
+          <w:szCs w:val="24"/>
+          <w:lang w:bidi="bn-BD"/>
+        </w:rPr>
+      </w:pPr>
+      <w:r>
+        <w:rPr>
+          <w:rFonts w:ascii="inherit" w:eastAsia="Times New Roman" w:hAnsi="inherit" w:cs="Noto Sans"/>
+          <w:sz w:val="24"/>
+          <w:szCs w:val="24"/>
+          <w:bdr w:val="none" w:sz="0" w:space="0" w:color="auto" w:frame="1"/>
+          <w:lang w:bidi="bn-BD"/>
+        </w:rPr>
+        <w:t>What is the difference between == and ===?</w:t>
+      </w:r>
+    </w:p>
+    <w:p>
+      <w:pPr>
+        <w:numPr>
+          <w:ilvl w:val="0"/>
+          <w:numId w:val="2"/>
+        </w:numPr>
+        <w:spacing w:after="0" w:line="240" w:lineRule="auto"/>
+        <w:textAlignment w:val="baseline"/>
+        <w:rPr>
+          <w:rFonts w:ascii="inherit" w:eastAsia="Times New Roman" w:hAnsi="inherit" w:cs="Noto Sans"/>
+          <w:sz w:val="24"/>
+          <w:szCs w:val="24"/>
+          <w:lang w:bidi="bn-BD"/>
+        </w:rPr>
+      </w:pPr>
+      <w:r>
+        <w:rPr>
+          <w:rFonts w:ascii="inherit" w:eastAsia="Times New Roman" w:hAnsi="inherit" w:cs="Noto Sans"/>
+          <w:sz w:val="24"/>
+          <w:szCs w:val="24"/>
+          <w:bdr w:val="none" w:sz="0" w:space="0" w:color="auto" w:frame="1"/>
+          <w:lang w:bidi="bn-BD"/>
+        </w:rPr>
+        <w:t>Explain the concept of closure.</w:t>
+      </w:r>
+    </w:p>
+    <w:p>
+      <w:pPr>
+        <w:numPr>
+          <w:ilvl w:val="0"/>
+          <w:numId w:val="2"/>
+        </w:numPr>
+        <w:spacing w:after="0" w:line="240" w:lineRule="auto"/>
+        <w:textAlignment w:val="baseline"/>
+        <w:rPr>
+          <w:rFonts w:ascii="inherit" w:eastAsia="Times New Roman" w:hAnsi="inherit" w:cs="Noto Sans"/>
+          <w:sz w:val="24"/>
+          <w:szCs w:val="24"/>
+          <w:lang w:bidi="bn-BD"/>
+        </w:rPr>
+      </w:pPr>
+      <w:r>
+        <w:rPr>
+          <w:rFonts w:ascii="inherit" w:eastAsia="Times New Roman" w:hAnsi="inherit" w:cs="Noto Sans"/>
+          <w:sz w:val="24"/>
+          <w:szCs w:val="24"/>
+          <w:bdr w:val="none" w:sz="0" w:space="0" w:color="auto" w:frame="1"/>
+          <w:lang w:bidi="bn-BD"/>
+        </w:rPr>
+        <w:t>What is a pure function?</w:t>
+      </w:r>
+    </w:p>
+    <w:p>
+      <w:pPr>
+        <w:numPr>
+          <w:ilvl w:val="0"/>
+          <w:numId w:val="2"/>
+        </w:numPr>
+        <w:spacing w:after="0" w:line="240" w:lineRule="auto"/>
+        <w:textAlignment w:val="baseline"/>
+        <w:rPr>
+          <w:rFonts w:ascii="inherit" w:eastAsia="Times New Roman" w:hAnsi="inherit" w:cs="Noto Sans"/>
+          <w:sz w:val="24"/>
+          <w:szCs w:val="24"/>
+          <w:lang w:bidi="bn-BD"/>
+        </w:rPr>
+      </w:pPr>
+      <w:r>
+        <w:rPr>
+          <w:rFonts w:ascii="inherit" w:eastAsia="Times New Roman" w:hAnsi="inherit" w:cs="Noto Sans"/>
+          <w:sz w:val="24"/>
+          <w:szCs w:val="24"/>
+          <w:bdr w:val="none" w:sz="0" w:space="0" w:color="auto" w:frame="1"/>
+          <w:lang w:bidi="bn-BD"/>
+        </w:rPr>
+        <w:t>What is the event loop?</w:t>
+      </w:r>
+    </w:p>
+    <w:p>
+      <w:pPr>
+        <w:numPr>
+          <w:ilvl w:val="0"/>
+          <w:numId w:val="2"/>
+        </w:numPr>
+        <w:spacing w:after="0" w:line="240" w:lineRule="auto"/>
+        <w:textAlignment w:val="baseline"/>
+        <w:rPr>
+          <w:rFonts w:ascii="inherit" w:eastAsia="Times New Roman" w:hAnsi="inherit" w:cs="Noto Sans"/>
+          <w:sz w:val="24"/>
+          <w:szCs w:val="24"/>
+          <w:lang w:bidi="bn-BD"/>
+        </w:rPr>
+      </w:pPr>
+      <w:r>
+        <w:rPr>
+          <w:rFonts w:ascii="inherit" w:eastAsia="Times New Roman" w:hAnsi="inherit" w:cs="Noto Sans"/>
+          <w:sz w:val="24"/>
+          <w:szCs w:val="24"/>
+          <w:bdr w:val="none" w:sz="0" w:space="0" w:color="auto" w:frame="1"/>
+          <w:lang w:bidi="bn-BD"/>
+        </w:rPr>
+        <w:t>What is the difference between async/await and promises?</w:t>
+      </w:r>
+    </w:p>
+    <w:p>
+      <w:pPr>
+        <w:numPr>
+          <w:ilvl w:val="0"/>
+          <w:numId w:val="2"/>
+        </w:numPr>
+        <w:spacing w:after="0" w:line="240" w:lineRule="auto"/>
+        <w:textAlignment w:val="baseline"/>
+        <w:rPr>
+          <w:rFonts w:ascii="inherit" w:eastAsia="Times New Roman" w:hAnsi="inherit" w:cs="Noto Sans"/>
+          <w:sz w:val="24"/>
+          <w:szCs w:val="24"/>
+          <w:lang w:bidi="bn-BD"/>
+        </w:rPr>
+      </w:pPr>
+      <w:r>
+        <w:rPr>
+          <w:rFonts w:ascii="inherit" w:eastAsia="Times New Roman" w:hAnsi="inherit" w:cs="Noto Sans"/>
+          <w:sz w:val="24"/>
+          <w:szCs w:val="24"/>
+          <w:bdr w:val="none" w:sz="0" w:space="0" w:color="auto" w:frame="1"/>
+          <w:lang w:bidi="bn-BD"/>
+        </w:rPr>
+        <w:t>What is the difference between map, filter, and reduce?</w:t>
+      </w:r>
+    </w:p>
+    <w:p>
+      <w:pPr>
+        <w:numPr>
+          <w:ilvl w:val="0"/>
+          <w:numId w:val="2"/>
+        </w:numPr>
+        <w:spacing w:after="0" w:line="240" w:lineRule="auto"/>
+        <w:textAlignment w:val="baseline"/>
+        <w:rPr>
+          <w:rFonts w:ascii="inherit" w:eastAsia="Times New Roman" w:hAnsi="inherit" w:cs="Noto Sans"/>
+          <w:sz w:val="24"/>
+          <w:szCs w:val="24"/>
+          <w:lang w:bidi="bn-BD"/>
+        </w:rPr>
+      </w:pPr>
+      <w:r>
+        <w:rPr>
+          <w:rFonts w:ascii="inherit" w:eastAsia="Times New Roman" w:hAnsi="inherit" w:cs="Noto Sans"/>
+          <w:sz w:val="24"/>
+          <w:szCs w:val="24"/>
+          <w:bdr w:val="none" w:sz="0" w:space="0" w:color="auto" w:frame="1"/>
+          <w:lang w:bidi="bn-BD"/>
+        </w:rPr>
+        <w:t>Can you implement a map function?</w:t>
+      </w:r>
+    </w:p>
+    <w:p>
+      <w:pPr>
+        <w:numPr>
+          <w:ilvl w:val="0"/>
+          <w:numId w:val="2"/>
+        </w:numPr>
+        <w:spacing w:after="0" w:line="240" w:lineRule="auto"/>
+        <w:textAlignment w:val="baseline"/>
+        <w:rPr>
+          <w:rFonts w:ascii="inherit" w:eastAsia="Times New Roman" w:hAnsi="inherit" w:cs="Noto Sans"/>
+          <w:sz w:val="24"/>
+          <w:szCs w:val="24"/>
+          <w:lang w:bidi="bn-BD"/>
+        </w:rPr>
+      </w:pPr>
+      <w:r>
+        <w:rPr>
+          <w:rFonts w:ascii="inherit" w:eastAsia="Times New Roman" w:hAnsi="inherit" w:cs="Noto Sans"/>
+          <w:sz w:val="24"/>
+          <w:szCs w:val="24"/>
+          <w:bdr w:val="none" w:sz="0" w:space="0" w:color="auto" w:frame="1"/>
+          <w:lang w:bidi="bn-BD"/>
+        </w:rPr>
+        <w:t>Can we add filter within map?</w:t>
+      </w:r>
+    </w:p>
+    <w:p>
+      <w:pPr>
+        <w:numPr>
+          <w:ilvl w:val="0"/>
+          <w:numId w:val="2"/>
+        </w:numPr>
+        <w:spacing w:after="0" w:line="240" w:lineRule="auto"/>
+        <w:textAlignment w:val="baseline"/>
+        <w:rPr>
+          <w:rFonts w:ascii="inherit" w:eastAsia="Times New Roman" w:hAnsi="inherit" w:cs="Noto Sans"/>
+          <w:sz w:val="24"/>
+          <w:szCs w:val="24"/>
+          <w:lang w:bidi="bn-BD"/>
+        </w:rPr>
+      </w:pPr>
+      <w:r>
+        <w:rPr>
+          <w:rFonts w:ascii="inherit" w:eastAsia="Times New Roman" w:hAnsi="inherit" w:cs="Noto Sans"/>
+          <w:sz w:val="24"/>
+          <w:szCs w:val="24"/>
+          <w:lang w:bidi="bn-BD"/>
+        </w:rPr>
+        <w:t>Answers to Questions</w:t>
+      </w:r>
+    </w:p>
+    <w:p>
+      <w:pPr>
+        <w:numPr>
+          <w:ilvl w:val="0"/>
+          <w:numId w:val="2"/>
+        </w:numPr>
+        <w:spacing w:after="0" w:line="240" w:lineRule="auto"/>
+        <w:textAlignment w:val="baseline"/>
+        <w:rPr>
+          <w:rFonts w:ascii="inherit" w:eastAsia="Times New Roman" w:hAnsi="inherit" w:cs="Noto Sans"/>
+          <w:sz w:val="24"/>
+          <w:szCs w:val="24"/>
+          <w:lang w:bidi="bn-BD"/>
+        </w:rPr>
+      </w:pPr>
+    </w:p>
+    <w:p>
+      <w:pPr>
+        <w:numPr>
+          <w:ilvl w:val="0"/>
+          <w:numId w:val="2"/>
+        </w:numPr>
+        <w:spacing w:after="0" w:line="240" w:lineRule="auto"/>
+        <w:textAlignment w:val="baseline"/>
+        <w:rPr>
+          <w:rFonts w:ascii="inherit" w:eastAsia="Times New Roman" w:hAnsi="inherit" w:cs="Noto Sans"/>
+          <w:sz w:val="24"/>
+          <w:szCs w:val="24"/>
+          <w:lang w:bidi="bn-BD"/>
+        </w:rPr>
+      </w:pPr>
+      <w:r>
+        <w:rPr>
+          <w:rFonts w:ascii="inherit" w:eastAsia="Times New Roman" w:hAnsi="inherit" w:cs="Noto Sans"/>
+          <w:sz w:val="24"/>
+          <w:szCs w:val="24"/>
+          <w:lang w:bidi="bn-BD"/>
+        </w:rPr>
+        <w:t xml:space="preserve">### 1. What is the difference between </w:t>
+      </w:r>
+      <w:proofErr w:type="spellStart"/>
+      <w:r>
+        <w:rPr>
+          <w:rFonts w:ascii="inherit" w:eastAsia="Times New Roman" w:hAnsi="inherit" w:cs="Noto Sans"/>
+          <w:sz w:val="24"/>
+          <w:szCs w:val="24"/>
+          <w:lang w:bidi="bn-BD"/>
+        </w:rPr>
+        <w:t>getElementById</w:t>
+      </w:r>
+      <w:proofErr w:type="spellEnd"/>
+      <w:r>
+        <w:rPr>
+          <w:rFonts w:ascii="inherit" w:eastAsia="Times New Roman" w:hAnsi="inherit" w:cs="Noto Sans"/>
+          <w:sz w:val="24"/>
+          <w:szCs w:val="24"/>
+          <w:lang w:bidi="bn-BD"/>
+        </w:rPr>
+        <w:t xml:space="preserve">, </w:t>
+      </w:r>
+      <w:proofErr w:type="spellStart"/>
+      <w:r>
+        <w:rPr>
+          <w:rFonts w:ascii="inherit" w:eastAsia="Times New Roman" w:hAnsi="inherit" w:cs="Noto Sans"/>
+          <w:sz w:val="24"/>
+          <w:szCs w:val="24"/>
+          <w:lang w:bidi="bn-BD"/>
+        </w:rPr>
+        <w:t>getElementsByClassName</w:t>
+      </w:r>
+      <w:proofErr w:type="spellEnd"/>
+      <w:r>
+        <w:rPr>
+          <w:rFonts w:ascii="inherit" w:eastAsia="Times New Roman" w:hAnsi="inherit" w:cs="Noto Sans"/>
+          <w:sz w:val="24"/>
+          <w:szCs w:val="24"/>
+          <w:lang w:bidi="bn-BD"/>
+        </w:rPr>
+        <w:t xml:space="preserve">, and </w:t>
+      </w:r>
+      <w:proofErr w:type="spellStart"/>
+      <w:r>
+        <w:rPr>
+          <w:rFonts w:ascii="inherit" w:eastAsia="Times New Roman" w:hAnsi="inherit" w:cs="Noto Sans"/>
+          <w:sz w:val="24"/>
+          <w:szCs w:val="24"/>
+          <w:lang w:bidi="bn-BD"/>
+        </w:rPr>
+        <w:t>querySelector</w:t>
+      </w:r>
+      <w:proofErr w:type="spellEnd"/>
+      <w:r>
+        <w:rPr>
+          <w:rFonts w:ascii="inherit" w:eastAsia="Times New Roman" w:hAnsi="inherit" w:cs="Noto Sans"/>
+          <w:sz w:val="24"/>
+          <w:szCs w:val="24"/>
+          <w:lang w:bidi="bn-BD"/>
+        </w:rPr>
+        <w:t xml:space="preserve"> / </w:t>
+      </w:r>
+      <w:proofErr w:type="spellStart"/>
+      <w:r>
+        <w:rPr>
+          <w:rFonts w:ascii="inherit" w:eastAsia="Times New Roman" w:hAnsi="inherit" w:cs="Noto Sans"/>
+          <w:sz w:val="24"/>
+          <w:szCs w:val="24"/>
+          <w:lang w:bidi="bn-BD"/>
+        </w:rPr>
+        <w:t>querySelectorAll</w:t>
+      </w:r>
+      <w:proofErr w:type="spellEnd"/>
+      <w:r>
+        <w:rPr>
+          <w:rFonts w:ascii="inherit" w:eastAsia="Times New Roman" w:hAnsi="inherit" w:cs="Noto Sans"/>
+          <w:sz w:val="24"/>
+          <w:szCs w:val="24"/>
+          <w:lang w:bidi="bn-BD"/>
+        </w:rPr>
+        <w:t>?</w:t>
+      </w:r>
+    </w:p>
+    <w:p>
+      <w:pPr>
+        <w:numPr>
+          <w:ilvl w:val="0"/>
+          <w:numId w:val="2"/>
+        </w:numPr>
+        <w:spacing w:after="0" w:line="240" w:lineRule="auto"/>
+        <w:textAlignment w:val="baseline"/>
+        <w:rPr>
+          <w:rFonts w:ascii="inherit" w:eastAsia="Times New Roman" w:hAnsi="inherit" w:cs="Noto Sans"/>
+          <w:sz w:val="24"/>
+          <w:szCs w:val="24"/>
+          <w:lang w:bidi="bn-BD"/>
+        </w:rPr>
+      </w:pPr>
+    </w:p>
+    <w:p>
+      <w:pPr>
+        <w:numPr>
+          <w:ilvl w:val="0"/>
+          <w:numId w:val="2"/>
+        </w:numPr>
+        <w:spacing w:after="0" w:line="240" w:lineRule="auto"/>
+        <w:textAlignment w:val="baseline"/>
+        <w:rPr>
+          <w:rFonts w:ascii="inherit" w:eastAsia="Times New Roman" w:hAnsi="inherit" w:cs="Noto Sans"/>
+          <w:sz w:val="24"/>
+          <w:szCs w:val="24"/>
+          <w:lang w:bidi="bn-BD"/>
+        </w:rPr>
+      </w:pPr>
+      <w:r>
+        <w:rPr>
+          <w:rFonts w:ascii="inherit" w:eastAsia="Times New Roman" w:hAnsi="inherit" w:cs="Noto Sans"/>
+          <w:sz w:val="24"/>
+          <w:szCs w:val="24"/>
+          <w:lang w:bidi="bn-BD"/>
+        </w:rPr>
+        <w:t>### 2. How do you create and insert a new element into the DOM?</w:t>
+      </w:r>
+    </w:p>
+    <w:p>
+      <w:pPr>
+        <w:numPr>
+          <w:ilvl w:val="0"/>
+          <w:numId w:val="2"/>
+        </w:numPr>
+        <w:spacing w:after="0" w:line="240" w:lineRule="auto"/>
+        <w:textAlignment w:val="baseline"/>
+        <w:rPr>
+          <w:rFonts w:ascii="inherit" w:eastAsia="Times New Roman" w:hAnsi="inherit" w:cs="Noto Sans"/>
+          <w:sz w:val="24"/>
+          <w:szCs w:val="24"/>
+          <w:lang w:bidi="bn-BD"/>
+        </w:rPr>
+      </w:pPr>
+    </w:p>
+    <w:p>
+      <w:pPr>
+        <w:numPr>
+          <w:ilvl w:val="0"/>
+          <w:numId w:val="2"/>
+        </w:numPr>
+        <w:spacing w:after="0" w:line="240" w:lineRule="auto"/>
+        <w:textAlignment w:val="baseline"/>
+        <w:rPr>
+          <w:rFonts w:ascii="inherit" w:eastAsia="Times New Roman" w:hAnsi="inherit" w:cs="Noto Sans"/>
+          <w:sz w:val="24"/>
+          <w:szCs w:val="24"/>
+          <w:lang w:bidi="bn-BD"/>
+        </w:rPr>
+      </w:pPr>
+      <w:r>
+        <w:rPr>
+          <w:rFonts w:ascii="inherit" w:eastAsia="Times New Roman" w:hAnsi="inherit" w:cs="Noto Sans"/>
+          <w:sz w:val="24"/>
+          <w:szCs w:val="24"/>
+          <w:lang w:bidi="bn-BD"/>
+        </w:rPr>
+        <w:t>### 3. What is Event Bubbling? And how does it work?</w:t>
+      </w:r>
+    </w:p>
+    <w:p>
+      <w:pPr>
+        <w:numPr>
+          <w:ilvl w:val="0"/>
+          <w:numId w:val="2"/>
+        </w:numPr>
+        <w:spacing w:after="0" w:line="240" w:lineRule="auto"/>
+        <w:textAlignment w:val="baseline"/>
+        <w:rPr>
+          <w:rFonts w:ascii="inherit" w:eastAsia="Times New Roman" w:hAnsi="inherit" w:cs="Noto Sans"/>
+          <w:sz w:val="24"/>
+          <w:szCs w:val="24"/>
+          <w:lang w:bidi="bn-BD"/>
+        </w:rPr>
+      </w:pPr>
+    </w:p>
+    <w:p>
+      <w:pPr>
+        <w:numPr>
+          <w:ilvl w:val="0"/>
+          <w:numId w:val="2"/>
+        </w:numPr>
+        <w:spacing w:after="0" w:line="240" w:lineRule="auto"/>
+        <w:textAlignment w:val="baseline"/>
+        <w:rPr>
+          <w:rFonts w:ascii="inherit" w:eastAsia="Times New Roman" w:hAnsi="inherit" w:cs="Noto Sans"/>
+          <w:sz w:val="24"/>
+          <w:szCs w:val="24"/>
+          <w:lang w:bidi="bn-BD"/>
+        </w:rPr>
+      </w:pPr>
+      <w:r>
+        <w:rPr>
+          <w:rFonts w:ascii="inherit" w:eastAsia="Times New Roman" w:hAnsi="inherit" w:cs="Noto Sans"/>
+          <w:sz w:val="24"/>
+          <w:szCs w:val="24"/>
+          <w:lang w:bidi="bn-BD"/>
+        </w:rPr>
+        <w:t>### 4. What is Event Delegation in JavaScript? Why is it useful?</w:t>
+      </w:r>
+    </w:p>
+    <w:p>
+      <w:pPr>
+        <w:numPr>
+          <w:ilvl w:val="0"/>
+          <w:numId w:val="2"/>
+        </w:numPr>
+        <w:spacing w:after="0" w:line="240" w:lineRule="auto"/>
+        <w:textAlignment w:val="baseline"/>
+        <w:rPr>
+          <w:rFonts w:ascii="inherit" w:eastAsia="Times New Roman" w:hAnsi="inherit" w:cs="Noto Sans"/>
+          <w:sz w:val="24"/>
+          <w:szCs w:val="24"/>
+          <w:lang w:bidi="bn-BD"/>
+        </w:rPr>
+      </w:pPr>
+    </w:p>
+    <w:p>
+      <w:pPr>
+        <w:numPr>
+          <w:ilvl w:val="0"/>
+          <w:numId w:val="2"/>
+        </w:numPr>
+        <w:spacing w:after="0" w:line="240" w:lineRule="auto"/>
+        <w:textAlignment w:val="baseline"/>
+        <w:rPr>
+          <w:rFonts w:ascii="inherit" w:eastAsia="Times New Roman" w:hAnsi="inherit" w:cs="Noto Sans"/>
+          <w:sz w:val="24"/>
+          <w:szCs w:val="24"/>
+          <w:lang w:bidi="bn-BD"/>
+        </w:rPr>
+      </w:pPr>
+      <w:r>
+        <w:rPr>
+          <w:rFonts w:ascii="inherit" w:eastAsia="Times New Roman" w:hAnsi="inherit" w:cs="Noto Sans"/>
+          <w:sz w:val="24"/>
+          <w:szCs w:val="24"/>
+          <w:lang w:bidi="bn-BD"/>
+        </w:rPr>
+        <w:t xml:space="preserve">### 5. What is the difference between </w:t>
+      </w:r>
+      <w:proofErr w:type="spellStart"/>
+      <w:r>
+        <w:rPr>
+          <w:rFonts w:ascii="inherit" w:eastAsia="Times New Roman" w:hAnsi="inherit" w:cs="Noto Sans"/>
+          <w:sz w:val="24"/>
+          <w:szCs w:val="24"/>
+          <w:lang w:bidi="bn-BD"/>
+        </w:rPr>
+        <w:t>preventDefault</w:t>
+      </w:r>
+      <w:proofErr w:type="spellEnd"/>
+      <w:r>
+        <w:rPr>
+          <w:rFonts w:ascii="inherit" w:eastAsia="Times New Roman" w:hAnsi="inherit" w:cs="Noto Sans"/>
+          <w:sz w:val="24"/>
+          <w:szCs w:val="24"/>
+          <w:lang w:bidi="bn-BD"/>
+        </w:rPr>
+        <w:t xml:space="preserve">() and </w:t>
+      </w:r>
+      <w:proofErr w:type="spellStart"/>
+      <w:r>
+        <w:rPr>
+          <w:rFonts w:ascii="inherit" w:eastAsia="Times New Roman" w:hAnsi="inherit" w:cs="Noto Sans"/>
+          <w:sz w:val="24"/>
+          <w:szCs w:val="24"/>
+          <w:lang w:bidi="bn-BD"/>
+        </w:rPr>
+        <w:t>stopPropagation</w:t>
+      </w:r>
+      <w:proofErr w:type="spellEnd"/>
+      <w:r>
+        <w:rPr>
+          <w:rFonts w:ascii="inherit" w:eastAsia="Times New Roman" w:hAnsi="inherit" w:cs="Noto Sans"/>
+          <w:sz w:val="24"/>
+          <w:szCs w:val="24"/>
+          <w:lang w:bidi="bn-BD"/>
+        </w:rPr>
+        <w:t>() methods?</w:t>
+      </w:r>
+    </w:p>
+    <w:p>
+      <w:pPr>
+        <w:numPr>
+          <w:ilvl w:val="0"/>
+          <w:numId w:val="2"/>
+        </w:numPr>
+        <w:spacing w:after="0" w:line="240" w:lineRule="auto"/>
+        <w:textAlignment w:val="baseline"/>
+        <w:rPr>
+          <w:rFonts w:ascii="inherit" w:eastAsia="Times New Roman" w:hAnsi="inherit" w:cs="Noto Sans"/>
+          <w:sz w:val="24"/>
+          <w:szCs w:val="24"/>
+          <w:lang w:bidi="bn-BD"/>
+        </w:rPr>
+      </w:pPr>
+      <w:r>
+        <w:rPr>
+          <w:rFonts w:ascii="inherit" w:eastAsia="Times New Roman" w:hAnsi="inherit" w:cs="Noto Sans"/>
+          <w:sz w:val="24"/>
+          <w:szCs w:val="24"/>
+          <w:lang w:bidi="bn-BD"/>
+        </w:rPr>
+        <w:t>1️</w:t>
+      </w:r>
+      <w:r>
+        <w:rPr>
+          <w:rFonts w:ascii="Tahoma" w:eastAsia="Times New Roman" w:hAnsi="Tahoma" w:cs="Tahoma"/>
+          <w:sz w:val="24"/>
+          <w:szCs w:val="24"/>
+          <w:lang w:bidi="bn-BD"/>
+        </w:rPr>
+        <w:t>⃣</w:t>
+      </w:r>
+      <w:r>
+        <w:rPr>
+          <w:rFonts w:ascii="inherit" w:eastAsia="Times New Roman" w:hAnsi="inherit" w:cs="Noto Sans"/>
+          <w:sz w:val="24"/>
+          <w:szCs w:val="24"/>
+          <w:lang w:bidi="bn-BD"/>
+        </w:rPr>
+        <w:t xml:space="preserve"> What is the difference between var, let, and const?</w:t>
+      </w:r>
+    </w:p>
+    <w:p>
+      <w:pPr>
+        <w:numPr>
+          <w:ilvl w:val="0"/>
+          <w:numId w:val="2"/>
+        </w:numPr>
+        <w:spacing w:after="0" w:line="240" w:lineRule="auto"/>
+        <w:textAlignment w:val="baseline"/>
+        <w:rPr>
+          <w:rFonts w:ascii="inherit" w:eastAsia="Times New Roman" w:hAnsi="inherit" w:cs="Noto Sans"/>
+          <w:sz w:val="24"/>
+          <w:szCs w:val="24"/>
+          <w:lang w:bidi="bn-BD"/>
+        </w:rPr>
+      </w:pPr>
+      <w:r>
+        <w:rPr>
+          <w:rFonts w:ascii="inherit" w:eastAsia="Times New Roman" w:hAnsi="inherit" w:cs="Noto Sans"/>
+          <w:sz w:val="24"/>
+          <w:szCs w:val="24"/>
+          <w:lang w:bidi="bn-BD"/>
+        </w:rPr>
+        <w:t xml:space="preserve">    - 2️</w:t>
+      </w:r>
+      <w:r>
+        <w:rPr>
+          <w:rFonts w:ascii="Tahoma" w:eastAsia="Times New Roman" w:hAnsi="Tahoma" w:cs="Tahoma"/>
+          <w:sz w:val="24"/>
+          <w:szCs w:val="24"/>
+          <w:lang w:bidi="bn-BD"/>
+        </w:rPr>
+        <w:t>⃣</w:t>
+      </w:r>
+      <w:r>
+        <w:rPr>
+          <w:rFonts w:ascii="inherit" w:eastAsia="Times New Roman" w:hAnsi="inherit" w:cs="Noto Sans"/>
+          <w:sz w:val="24"/>
+          <w:szCs w:val="24"/>
+          <w:lang w:bidi="bn-BD"/>
+        </w:rPr>
+        <w:t xml:space="preserve"> What is the spread operator (...)?</w:t>
+      </w:r>
+    </w:p>
+    <w:p>
+      <w:pPr>
+        <w:numPr>
+          <w:ilvl w:val="0"/>
+          <w:numId w:val="2"/>
+        </w:numPr>
+        <w:spacing w:after="0" w:line="240" w:lineRule="auto"/>
+        <w:textAlignment w:val="baseline"/>
+        <w:rPr>
+          <w:rFonts w:ascii="inherit" w:eastAsia="Times New Roman" w:hAnsi="inherit" w:cs="Noto Sans"/>
+          <w:sz w:val="24"/>
+          <w:szCs w:val="24"/>
+          <w:lang w:bidi="bn-BD"/>
+        </w:rPr>
+      </w:pPr>
+      <w:r>
+        <w:rPr>
+          <w:rFonts w:ascii="inherit" w:eastAsia="Times New Roman" w:hAnsi="inherit" w:cs="Noto Sans"/>
+          <w:sz w:val="24"/>
+          <w:szCs w:val="24"/>
+          <w:lang w:bidi="bn-BD"/>
+        </w:rPr>
+        <w:t xml:space="preserve">    - 3️</w:t>
+      </w:r>
+      <w:r>
+        <w:rPr>
+          <w:rFonts w:ascii="Tahoma" w:eastAsia="Times New Roman" w:hAnsi="Tahoma" w:cs="Tahoma"/>
+          <w:sz w:val="24"/>
+          <w:szCs w:val="24"/>
+          <w:lang w:bidi="bn-BD"/>
+        </w:rPr>
+        <w:t>⃣</w:t>
+      </w:r>
+      <w:r>
+        <w:rPr>
+          <w:rFonts w:ascii="inherit" w:eastAsia="Times New Roman" w:hAnsi="inherit" w:cs="Noto Sans"/>
+          <w:sz w:val="24"/>
+          <w:szCs w:val="24"/>
+          <w:lang w:bidi="bn-BD"/>
+        </w:rPr>
+        <w:t xml:space="preserve"> What is the difference between map(), filter(), and </w:t>
+      </w:r>
+      <w:proofErr w:type="spellStart"/>
+      <w:r>
+        <w:rPr>
+          <w:rFonts w:ascii="inherit" w:eastAsia="Times New Roman" w:hAnsi="inherit" w:cs="Noto Sans"/>
+          <w:sz w:val="24"/>
+          <w:szCs w:val="24"/>
+          <w:lang w:bidi="bn-BD"/>
+        </w:rPr>
+        <w:t>forEach</w:t>
+      </w:r>
+      <w:proofErr w:type="spellEnd"/>
+      <w:r>
+        <w:rPr>
+          <w:rFonts w:ascii="inherit" w:eastAsia="Times New Roman" w:hAnsi="inherit" w:cs="Noto Sans"/>
+          <w:sz w:val="24"/>
+          <w:szCs w:val="24"/>
+          <w:lang w:bidi="bn-BD"/>
+        </w:rPr>
+        <w:t>()?</w:t>
+      </w:r>
+    </w:p>
+    <w:p>
+      <w:pPr>
+        <w:numPr>
+          <w:ilvl w:val="0"/>
+          <w:numId w:val="2"/>
+        </w:numPr>
+        <w:spacing w:after="0" w:line="240" w:lineRule="auto"/>
+        <w:textAlignment w:val="baseline"/>
+        <w:rPr>
+          <w:rFonts w:ascii="inherit" w:eastAsia="Times New Roman" w:hAnsi="inherit" w:cs="Noto Sans"/>
+          <w:sz w:val="24"/>
+          <w:szCs w:val="24"/>
+          <w:lang w:bidi="bn-BD"/>
+        </w:rPr>
+      </w:pPr>
+      <w:r>
+        <w:rPr>
+          <w:rFonts w:ascii="inherit" w:eastAsia="Times New Roman" w:hAnsi="inherit" w:cs="Noto Sans"/>
+          <w:sz w:val="24"/>
+          <w:szCs w:val="24"/>
+          <w:lang w:bidi="bn-BD"/>
+        </w:rPr>
+        <w:t xml:space="preserve">    - 4️</w:t>
+      </w:r>
+      <w:r>
+        <w:rPr>
+          <w:rFonts w:ascii="Tahoma" w:eastAsia="Times New Roman" w:hAnsi="Tahoma" w:cs="Tahoma"/>
+          <w:sz w:val="24"/>
+          <w:szCs w:val="24"/>
+          <w:lang w:bidi="bn-BD"/>
+        </w:rPr>
+        <w:t>⃣</w:t>
+      </w:r>
+      <w:r>
+        <w:rPr>
+          <w:rFonts w:ascii="inherit" w:eastAsia="Times New Roman" w:hAnsi="inherit" w:cs="Noto Sans"/>
+          <w:sz w:val="24"/>
+          <w:szCs w:val="24"/>
+          <w:lang w:bidi="bn-BD"/>
+        </w:rPr>
+        <w:t xml:space="preserve"> What is an arrow function?</w:t>
+      </w:r>
+    </w:p>
+    <w:p>
+      <w:pPr>
+        <w:numPr>
+          <w:ilvl w:val="0"/>
+          <w:numId w:val="2"/>
+        </w:numPr>
+        <w:spacing w:after="0" w:line="240" w:lineRule="auto"/>
+        <w:textAlignment w:val="baseline"/>
+        <w:rPr>
+          <w:rFonts w:ascii="inherit" w:eastAsia="Times New Roman" w:hAnsi="inherit" w:cs="Noto Sans"/>
+          <w:sz w:val="24"/>
+          <w:szCs w:val="24"/>
+          <w:lang w:bidi="bn-BD"/>
+        </w:rPr>
+      </w:pPr>
+      <w:r>
+        <w:rPr>
+          <w:rFonts w:ascii="inherit" w:eastAsia="Times New Roman" w:hAnsi="inherit" w:cs="Noto Sans"/>
+          <w:sz w:val="24"/>
+          <w:szCs w:val="24"/>
+          <w:lang w:bidi="bn-BD"/>
+        </w:rPr>
+        <w:t xml:space="preserve">    - 5️</w:t>
+      </w:r>
+      <w:r>
+        <w:rPr>
+          <w:rFonts w:ascii="Tahoma" w:eastAsia="Times New Roman" w:hAnsi="Tahoma" w:cs="Tahoma"/>
+          <w:sz w:val="24"/>
+          <w:szCs w:val="24"/>
+          <w:lang w:bidi="bn-BD"/>
+        </w:rPr>
+        <w:t>⃣</w:t>
+      </w:r>
+      <w:r>
+        <w:rPr>
+          <w:rFonts w:ascii="inherit" w:eastAsia="Times New Roman" w:hAnsi="inherit" w:cs="Noto Sans"/>
+          <w:sz w:val="24"/>
+          <w:szCs w:val="24"/>
+          <w:lang w:bidi="bn-BD"/>
+        </w:rPr>
+        <w:t xml:space="preserve"> What are template literals?</w:t>
+      </w:r>
+    </w:p>
+    <w:p>
+      <w:r>
+        <w:lastRenderedPageBreak/>
+        <w:t>JavaScript Fundamentals — [ Interview Questions ] Beginners Part -1/A</w:t>
+      </w:r>
+    </w:p>
+    <w:p/>
+    <w:p>
+      <w:r>
+        <w:t>1. What is JavaScript?</w:t>
+      </w:r>
+    </w:p>
+    <w:p>
+      <w:r>
+        <w:t>Answer:</w:t>
+      </w:r>
+    </w:p>
+    <w:p>
+      <w:r>
+        <w:t>JavaScript is a programming language used to make websites interactive. It runs in the browser and helps create dynamic features like buttons, forms, and animations.</w:t>
+      </w:r>
+    </w:p>
+    <w:p/>
+    <w:p/>
+    <w:p>
+      <w:r>
+        <w:t>2. What is the difference between let, var, and const?</w:t>
+      </w:r>
+    </w:p>
+    <w:p>
+      <w:r>
+        <w:t>Answer:</w:t>
+      </w:r>
+    </w:p>
+    <w:p>
+      <w:r>
+        <w:t>var is function-scoped and old style. let is block-scoped and modern. const is also block-scoped but its value cannot be changed.</w:t>
+      </w:r>
+    </w:p>
+    <w:p/>
+    <w:p/>
+    <w:p>
+      <w:r>
+        <w:t>3. What is a variable in JavaScript?</w:t>
+      </w:r>
+    </w:p>
+    <w:p>
+      <w:r>
+        <w:t>Answer:</w:t>
+      </w:r>
+    </w:p>
+    <w:p>
+      <w:r>
+        <w:t>A variable is a container used to store data like numbers, text, or values that can be reused in a program.</w:t>
+      </w:r>
+    </w:p>
+    <w:p/>
+    <w:p/>
+    <w:p>
+      <w:r>
+        <w:t>4. What are data types in JavaScript?</w:t>
+      </w:r>
+    </w:p>
+    <w:p>
+      <w:r>
+        <w:t>Answer:</w:t>
+      </w:r>
+    </w:p>
+    <w:p>
+      <w:r>
+        <w:t xml:space="preserve">Data types define what kind of value is stored, such as number, string, </w:t>
+      </w:r>
+      <w:proofErr w:type="spellStart"/>
+      <w:r>
+        <w:t>boolean</w:t>
+      </w:r>
+      <w:proofErr w:type="spellEnd"/>
+      <w:r>
+        <w:t>, object, undefined, and null.</w:t>
+      </w:r>
+    </w:p>
+    <w:p/>
+    <w:p/>
+    <w:p>
+      <w:r>
+        <w:t>5. What is a function?</w:t>
+      </w:r>
+    </w:p>
+    <w:p>
+      <w:r>
+        <w:t>Answer:</w:t>
+      </w:r>
+    </w:p>
+    <w:p>
+      <w:r>
+        <w:t>A function is a reusable block of code that performs a specific task when it is called.</w:t>
+      </w:r>
+    </w:p>
+    <w:p/>
+    <w:p/>
+    <w:p>
+      <w:r>
+        <w:lastRenderedPageBreak/>
+        <w:t>6. What is an array?</w:t>
+      </w:r>
+    </w:p>
+    <w:p>
+      <w:r>
+        <w:t>Answer:</w:t>
+      </w:r>
+    </w:p>
+    <w:p>
+      <w:r>
+        <w:t>An array is a special variable that can store multiple values in one place like a list.</w:t>
+      </w:r>
+    </w:p>
+    <w:p/>
+    <w:p/>
+    <w:p>
+      <w:r>
+        <w:t>7. What is an object in JavaScript?</w:t>
+      </w:r>
+    </w:p>
+    <w:p>
+      <w:r>
+        <w:t>Answer:</w:t>
+      </w:r>
+    </w:p>
+    <w:p>
+      <w:r>
+        <w:t>An object is a collection of key-value pairs used to store related information like name, age, and address.</w:t>
+      </w:r>
+    </w:p>
+    <w:p/>
+    <w:p/>
+    <w:p>
+      <w:r>
+        <w:t>8. What is the difference between == and ===?</w:t>
+      </w:r>
+    </w:p>
+    <w:p>
+      <w:r>
+        <w:t>Answer:</w:t>
+      </w:r>
+    </w:p>
+    <w:p>
+      <w:r>
+        <w:t>== compares only values, while === compares both value and type.</w:t>
+      </w:r>
+    </w:p>
+    <w:p/>
+    <w:p/>
+    <w:p>
+      <w:r>
+        <w:t>9. What is an event in JavaScript?</w:t>
+      </w:r>
+    </w:p>
+    <w:p>
+      <w:r>
+        <w:t>Answer:</w:t>
+      </w:r>
+    </w:p>
+    <w:p>
+      <w:r>
+        <w:t>An event is an action like click, scroll, or keypress that can trigger code in the browser.</w:t>
+      </w:r>
+    </w:p>
+    <w:p/>
+    <w:p/>
+    <w:p>
+      <w:r>
+        <w:t>10. What is DOM in JavaScript?</w:t>
+      </w:r>
+    </w:p>
+    <w:p>
+      <w:r>
+        <w:t>Answer:</w:t>
+      </w:r>
+    </w:p>
+    <w:p>
+      <w:r>
+        <w:t>DOM is the structure of a webpage that allows JavaScript to access and change elements dynamically.</w:t>
+      </w:r>
+    </w:p>
+    <w:p>
+      <w:r>
+        <w:t>JavaScript Fundamentals — [ Interview Questions ] Beginners Part -1/B</w:t>
+      </w:r>
+    </w:p>
+    <w:p/>
+    <w:p>
+      <w:r>
+        <w:t>11. What is hoisting in JavaScript?</w:t>
+      </w:r>
+    </w:p>
+    <w:p>
+      <w:r>
+        <w:t>Answer: Hoisting is JavaScript's behavior of moving variable and function declarations to the top of their scope before the code runs. var is hoisted but not initialized, while let and const are hoisted but not accessible before declaration.</w:t>
+      </w:r>
+    </w:p>
+    <w:p/>
+    <w:p>
+      <w:r>
+        <w:t>12. What is the difference between null and undefined?</w:t>
+      </w:r>
+    </w:p>
+    <w:p>
+      <w:r>
+        <w:t>Answer: undefined means a variable has been declared but not assigned a value. null means a variable has been intentionally set to have no value.</w:t>
+      </w:r>
+    </w:p>
+    <w:p/>
+    <w:p>
+      <w:r>
+        <w:t>13. What is a callback function?</w:t>
+      </w:r>
+    </w:p>
+    <w:p>
+      <w:r>
+        <w:t>Answer: A callback function is a function passed as an argument to another function and called after that function finishes its task.</w:t>
+      </w:r>
+    </w:p>
+    <w:p/>
+    <w:p>
+      <w:r>
+        <w:t>14. What is the difference between synchronous and asynchronous code?</w:t>
+      </w:r>
+    </w:p>
+    <w:p>
+      <w:r>
+        <w:t>Answer: Synchronous code runs line by line and waits for each task to finish. Asynchronous code allows other tasks to run while waiting for a long operation like fetching data.</w:t>
+      </w:r>
+    </w:p>
+    <w:p/>
+    <w:p>
+      <w:r>
+        <w:t>15. What is a Promise in JavaScript?</w:t>
+      </w:r>
+    </w:p>
+    <w:p>
+      <w:r>
+        <w:t>Answer: A Promise is an object that represents the result of an asynchronous operation. It can be in three states: pending, fulfilled, or rejected.</w:t>
+      </w:r>
+    </w:p>
     <w:p/>
     <w:p/>
     <w:p/>
@@ -107,6 +1271,119 @@
 <file path=word/numbering.xml><?xml version="1.0" encoding="utf-8"?>
 <w:numbering xmlns:wpc="http://schemas.microsoft.com/office/word/2010/wordprocessingCanvas" xmlns:cx="http://schemas.microsoft.com/office/drawing/2014/chartex" xmlns:cx1="http://schemas.microsoft.com/office/drawing/2015/9/8/chartex" xmlns:cx2="http://schemas.microsoft.com/office/drawing/2015/10/21/chartex" xmlns:cx3="http://schemas.microsoft.com/office/drawing/2016/5/9/chartex" xmlns:cx4="http://schemas.microsoft.com/office/drawing/2016/5/10/chartex" xmlns:cx5="http://schemas.microsoft.com/office/drawing/2016/5/11/chartex" xmlns:cx6="http://schemas.microsoft.com/office/drawing/2016/5/12/chartex" xmlns:cx7="http://schemas.microsoft.com/office/drawing/2016/5/13/chartex" xmlns:cx8="http://schemas.microsoft.com/office/drawing/2016/5/14/chartex" xmlns:mc="http://schemas.openxmlformats.org/markup-compatibility/2006" xmlns:aink="http://schemas.microsoft.com/office/drawing/2016/ink" xmlns:am3d="http://schemas.microsoft.com/office/drawing/2017/model3d" xmlns:o="urn:schemas-microsoft-com:office:office" xmlns:r="http://schemas.openxmlformats.org/officeDocument/2006/relationships" xmlns:m="http://schemas.openxmlformats.org/officeDocument/2006/math" xmlns:v="urn:schemas-microsoft-com:vml" xmlns:wp14="http://schemas.microsoft.com/office/word/2010/wordprocessingDrawing" xmlns:wp="http://schemas.openxmlformats.org/drawingml/2006/wordprocessingDrawing" xmlns:w10="urn:schemas-microsoft-com:office:word" xmlns:w="http://schemas.openxmlformats.org/wordprocessingml/2006/main" xmlns:w14="http://schemas.microsoft.com/office/word/2010/wordml" xmlns:w15="http://schemas.microsoft.com/office/word/2012/wordml" xmlns:w16cex="http://schemas.microsoft.com/office/word/2018/wordml/cex" xmlns:w16cid="http://schemas.microsoft.com/office/word/2016/wordml/cid" xmlns:w16="http://schemas.microsoft.com/office/word/2018/wordml" xmlns:w16sdtdh="http://schemas.microsoft.com/office/word/2020/wordml/sdtdatahash" xmlns:w16se="http://schemas.microsoft.com/office/word/2015/wordml/symex" xmlns:wpg="http://schemas.microsoft.com/office/word/2010/wordprocessingGroup" xmlns:wpi="http://schemas.microsoft.com/office/word/2010/wordprocessingInk" xmlns:wne="http://schemas.microsoft.com/office/word/2006/wordml" xmlns:wps="http://schemas.microsoft.com/office/word/2010/wordprocessingShape" mc:Ignorable="w14 w15 w16se w16cid w16 w16cex w16sdtdh wp14">
   <w:abstractNum w:abstractNumId="0" w15:restartNumberingAfterBreak="0">
+    <w:nsid w:val="443C765F"/>
+    <w:multiLevelType w:val="multilevel"/>
+    <w:tmpl w:val="FE909DA2"/>
+    <w:lvl w:ilvl="0">
+      <w:start w:val="1"/>
+      <w:numFmt w:val="decimal"/>
+      <w:lvlText w:val="%1."/>
+      <w:lvlJc w:val="left"/>
+      <w:pPr>
+        <w:tabs>
+          <w:tab w:val="num" w:pos="720"/>
+        </w:tabs>
+        <w:ind w:left="720" w:hanging="360"/>
+      </w:pPr>
+    </w:lvl>
+    <w:lvl w:ilvl="1" w:tentative="1">
+      <w:start w:val="1"/>
+      <w:numFmt w:val="decimal"/>
+      <w:lvlText w:val="%2."/>
+      <w:lvlJc w:val="left"/>
+      <w:pPr>
+        <w:tabs>
+          <w:tab w:val="num" w:pos="1440"/>
+        </w:tabs>
+        <w:ind w:left="1440" w:hanging="360"/>
+      </w:pPr>
+    </w:lvl>
+    <w:lvl w:ilvl="2" w:tentative="1">
+      <w:start w:val="1"/>
+      <w:numFmt w:val="decimal"/>
+      <w:lvlText w:val="%3."/>
+      <w:lvlJc w:val="left"/>
+      <w:pPr>
+        <w:tabs>
+          <w:tab w:val="num" w:pos="2160"/>
+        </w:tabs>
+        <w:ind w:left="2160" w:hanging="360"/>
+      </w:pPr>
+    </w:lvl>
+    <w:lvl w:ilvl="3" w:tentative="1">
+      <w:start w:val="1"/>
+      <w:numFmt w:val="decimal"/>
+      <w:lvlText w:val="%4."/>
+      <w:lvlJc w:val="left"/>
+      <w:pPr>
+        <w:tabs>
+          <w:tab w:val="num" w:pos="2880"/>
+        </w:tabs>
+        <w:ind w:left="2880" w:hanging="360"/>
+      </w:pPr>
+    </w:lvl>
+    <w:lvl w:ilvl="4" w:tentative="1">
+      <w:start w:val="1"/>
+      <w:numFmt w:val="decimal"/>
+      <w:lvlText w:val="%5."/>
+      <w:lvlJc w:val="left"/>
+      <w:pPr>
+        <w:tabs>
+          <w:tab w:val="num" w:pos="3600"/>
+        </w:tabs>
+        <w:ind w:left="3600" w:hanging="360"/>
+      </w:pPr>
+    </w:lvl>
+    <w:lvl w:ilvl="5" w:tentative="1">
+      <w:start w:val="1"/>
+      <w:numFmt w:val="decimal"/>
+      <w:lvlText w:val="%6."/>
+      <w:lvlJc w:val="left"/>
+      <w:pPr>
+        <w:tabs>
+          <w:tab w:val="num" w:pos="4320"/>
+        </w:tabs>
+        <w:ind w:left="4320" w:hanging="360"/>
+      </w:pPr>
+    </w:lvl>
+    <w:lvl w:ilvl="6" w:tentative="1">
+      <w:start w:val="1"/>
+      <w:numFmt w:val="decimal"/>
+      <w:lvlText w:val="%7."/>
+      <w:lvlJc w:val="left"/>
+      <w:pPr>
+        <w:tabs>
+          <w:tab w:val="num" w:pos="5040"/>
+        </w:tabs>
+        <w:ind w:left="5040" w:hanging="360"/>
+      </w:pPr>
+    </w:lvl>
+    <w:lvl w:ilvl="7" w:tentative="1">
+      <w:start w:val="1"/>
+      <w:numFmt w:val="decimal"/>
+      <w:lvlText w:val="%8."/>
+      <w:lvlJc w:val="left"/>
+      <w:pPr>
+        <w:tabs>
+          <w:tab w:val="num" w:pos="5760"/>
+        </w:tabs>
+        <w:ind w:left="5760" w:hanging="360"/>
+      </w:pPr>
+    </w:lvl>
+    <w:lvl w:ilvl="8" w:tentative="1">
+      <w:start w:val="1"/>
+      <w:numFmt w:val="decimal"/>
+      <w:lvlText w:val="%9."/>
+      <w:lvlJc w:val="left"/>
+      <w:pPr>
+        <w:tabs>
+          <w:tab w:val="num" w:pos="6480"/>
+        </w:tabs>
+        <w:ind w:left="6480" w:hanging="360"/>
+      </w:pPr>
+    </w:lvl>
+  </w:abstractNum>
+  <w:abstractNum w:abstractNumId="1" w15:restartNumberingAfterBreak="0">
     <w:nsid w:val="5CEF1165"/>
     <w:multiLevelType w:val="hybridMultilevel"/>
     <w:tmpl w:val="035AE0CE"/>
@@ -219,8 +1496,127 @@
       </w:rPr>
     </w:lvl>
   </w:abstractNum>
+  <w:abstractNum w:abstractNumId="2" w15:restartNumberingAfterBreak="0">
+    <w:nsid w:val="6E737EF1"/>
+    <w:multiLevelType w:val="hybridMultilevel"/>
+    <w:tmpl w:val="4E6027FE"/>
+    <w:lvl w:ilvl="0" w:tplc="0409000D">
+      <w:start w:val="1"/>
+      <w:numFmt w:val="bullet"/>
+      <w:lvlText w:val=""/>
+      <w:lvlJc w:val="left"/>
+      <w:pPr>
+        <w:ind w:left="720" w:hanging="360"/>
+      </w:pPr>
+      <w:rPr>
+        <w:rFonts w:ascii="Wingdings" w:hAnsi="Wingdings" w:hint="default"/>
+      </w:rPr>
+    </w:lvl>
+    <w:lvl w:ilvl="1" w:tplc="04090003" w:tentative="1">
+      <w:start w:val="1"/>
+      <w:numFmt w:val="bullet"/>
+      <w:lvlText w:val="o"/>
+      <w:lvlJc w:val="left"/>
+      <w:pPr>
+        <w:ind w:left="1440" w:hanging="360"/>
+      </w:pPr>
+      <w:rPr>
+        <w:rFonts w:ascii="Courier New" w:hAnsi="Courier New" w:cs="Courier New" w:hint="default"/>
+      </w:rPr>
+    </w:lvl>
+    <w:lvl w:ilvl="2" w:tplc="04090005" w:tentative="1">
+      <w:start w:val="1"/>
+      <w:numFmt w:val="bullet"/>
+      <w:lvlText w:val=""/>
+      <w:lvlJc w:val="left"/>
+      <w:pPr>
+        <w:ind w:left="2160" w:hanging="360"/>
+      </w:pPr>
+      <w:rPr>
+        <w:rFonts w:ascii="Wingdings" w:hAnsi="Wingdings" w:hint="default"/>
+      </w:rPr>
+    </w:lvl>
+    <w:lvl w:ilvl="3" w:tplc="04090001" w:tentative="1">
+      <w:start w:val="1"/>
+      <w:numFmt w:val="bullet"/>
+      <w:lvlText w:val=""/>
+      <w:lvlJc w:val="left"/>
+      <w:pPr>
+        <w:ind w:left="2880" w:hanging="360"/>
+      </w:pPr>
+      <w:rPr>
+        <w:rFonts w:ascii="Symbol" w:hAnsi="Symbol" w:hint="default"/>
+      </w:rPr>
+    </w:lvl>
+    <w:lvl w:ilvl="4" w:tplc="04090003" w:tentative="1">
+      <w:start w:val="1"/>
+      <w:numFmt w:val="bullet"/>
+      <w:lvlText w:val="o"/>
+      <w:lvlJc w:val="left"/>
+      <w:pPr>
+        <w:ind w:left="3600" w:hanging="360"/>
+      </w:pPr>
+      <w:rPr>
+        <w:rFonts w:ascii="Courier New" w:hAnsi="Courier New" w:cs="Courier New" w:hint="default"/>
+      </w:rPr>
+    </w:lvl>
+    <w:lvl w:ilvl="5" w:tplc="04090005" w:tentative="1">
+      <w:start w:val="1"/>
+      <w:numFmt w:val="bullet"/>
+      <w:lvlText w:val=""/>
+      <w:lvlJc w:val="left"/>
+      <w:pPr>
+        <w:ind w:left="4320" w:hanging="360"/>
+      </w:pPr>
+      <w:rPr>
+        <w:rFonts w:ascii="Wingdings" w:hAnsi="Wingdings" w:hint="default"/>
+      </w:rPr>
+    </w:lvl>
+    <w:lvl w:ilvl="6" w:tplc="04090001" w:tentative="1">
+      <w:start w:val="1"/>
+      <w:numFmt w:val="bullet"/>
+      <w:lvlText w:val=""/>
+      <w:lvlJc w:val="left"/>
+      <w:pPr>
+        <w:ind w:left="5040" w:hanging="360"/>
+      </w:pPr>
+      <w:rPr>
+        <w:rFonts w:ascii="Symbol" w:hAnsi="Symbol" w:hint="default"/>
+      </w:rPr>
+    </w:lvl>
+    <w:lvl w:ilvl="7" w:tplc="04090003" w:tentative="1">
+      <w:start w:val="1"/>
+      <w:numFmt w:val="bullet"/>
+      <w:lvlText w:val="o"/>
+      <w:lvlJc w:val="left"/>
+      <w:pPr>
+        <w:ind w:left="5760" w:hanging="360"/>
+      </w:pPr>
+      <w:rPr>
+        <w:rFonts w:ascii="Courier New" w:hAnsi="Courier New" w:cs="Courier New" w:hint="default"/>
+      </w:rPr>
+    </w:lvl>
+    <w:lvl w:ilvl="8" w:tplc="04090005" w:tentative="1">
+      <w:start w:val="1"/>
+      <w:numFmt w:val="bullet"/>
+      <w:lvlText w:val=""/>
+      <w:lvlJc w:val="left"/>
+      <w:pPr>
+        <w:ind w:left="6480" w:hanging="360"/>
+      </w:pPr>
+      <w:rPr>
+        <w:rFonts w:ascii="Wingdings" w:hAnsi="Wingdings" w:hint="default"/>
+      </w:rPr>
+    </w:lvl>
+  </w:abstractNum>
   <w:num w:numId="1">
+    <w:abstractNumId w:val="1"/>
+  </w:num>
+  <w:num w:numId="2">
     <w:abstractNumId w:val="0"/>
+  </w:num>
+  <w:num w:numId="3">
+    <w:abstractNumId w:val="2"/>
   </w:num>
 </w:numbering>
 </file>
